--- a/paper_draft_en/Regani_PMSG_FBC_PBC_RBF_draft.docx
+++ b/paper_draft_en/Regani_PMSG_FBC_PBC_RBF_draft.docx
@@ -15,7 +15,7 @@
           <w:b/>
           <w:sz w:val="34"/>
         </w:rPr>
-        <w:t xml:space="preserve">Flatness-Based and Passivity-Based Control with Adaptive RBF Neural Compensation for a 2 MW Direct-Drive PMSG Wind Energy Conversion System</w:t>
+        <w:t xml:space="preserve">Hybrid Flatness- and Passivity-Based Control with Adaptive RBF Compensation for a 2 MW Direct-Drive PMSG Wind Energy Conversion System</w:t>
       </w:r>
     </w:p>
     <w:p>
